--- a/Week-2/Day-4/Prativce-lab.docx
+++ b/Week-2/Day-4/Prativce-lab.docx
@@ -132,7 +132,7 @@
           <w:lang w:val="en-IN"/>
         </w:rPr>
         <w:pict w14:anchorId="45817E75">
-          <v:rect id="_x0000_i1139" style="width:0;height:1.5pt" o:hralign="center" o:hrstd="t" o:hr="t" fillcolor="#a0a0a0" stroked="f"/>
+          <v:rect id="_x0000_i1025" style="width:0;height:1.5pt" o:hralign="center" o:hrstd="t" o:hr="t" fillcolor="#a0a0a0" stroked="f"/>
         </w:pict>
       </w:r>
     </w:p>
@@ -272,7 +272,7 @@
           <w:lang w:val="en-IN"/>
         </w:rPr>
         <w:pict w14:anchorId="13DD1BFC">
-          <v:rect id="_x0000_i1140" style="width:0;height:1.5pt" o:hralign="center" o:hrstd="t" o:hr="t" fillcolor="#a0a0a0" stroked="f"/>
+          <v:rect id="_x0000_i1026" style="width:0;height:1.5pt" o:hralign="center" o:hrstd="t" o:hr="t" fillcolor="#a0a0a0" stroked="f"/>
         </w:pict>
       </w:r>
     </w:p>
@@ -339,7 +339,7 @@
           <w:lang w:val="en-IN"/>
         </w:rPr>
         <w:pict w14:anchorId="24873EFB">
-          <v:rect id="_x0000_i1141" style="width:0;height:1.5pt" o:hralign="center" o:hrstd="t" o:hr="t" fillcolor="#a0a0a0" stroked="f"/>
+          <v:rect id="_x0000_i1027" style="width:0;height:1.5pt" o:hralign="center" o:hrstd="t" o:hr="t" fillcolor="#a0a0a0" stroked="f"/>
         </w:pict>
       </w:r>
     </w:p>
@@ -510,7 +510,7 @@
           <w:lang w:val="en-IN"/>
         </w:rPr>
         <w:pict w14:anchorId="7387F201">
-          <v:rect id="_x0000_i1142" style="width:0;height:1.5pt" o:hralign="center" o:hrstd="t" o:hr="t" fillcolor="#a0a0a0" stroked="f"/>
+          <v:rect id="_x0000_i1028" style="width:0;height:1.5pt" o:hralign="center" o:hrstd="t" o:hr="t" fillcolor="#a0a0a0" stroked="f"/>
         </w:pict>
       </w:r>
     </w:p>
@@ -579,7 +579,7 @@
         </w:rPr>
         <w:lastRenderedPageBreak/>
         <w:pict w14:anchorId="415C13DD">
-          <v:rect id="_x0000_i1143" style="width:0;height:1.5pt" o:hralign="center" o:hrstd="t" o:hr="t" fillcolor="#a0a0a0" stroked="f"/>
+          <v:rect id="_x0000_i1029" style="width:0;height:1.5pt" o:hralign="center" o:hrstd="t" o:hr="t" fillcolor="#a0a0a0" stroked="f"/>
         </w:pict>
       </w:r>
     </w:p>
@@ -659,7 +659,7 @@
           <w:lang w:val="en-IN"/>
         </w:rPr>
         <w:pict w14:anchorId="0472D6BC">
-          <v:rect id="_x0000_i1144" style="width:0;height:1.5pt" o:hralign="center" o:hrstd="t" o:hr="t" fillcolor="#a0a0a0" stroked="f"/>
+          <v:rect id="_x0000_i1030" style="width:0;height:1.5pt" o:hralign="center" o:hrstd="t" o:hr="t" fillcolor="#a0a0a0" stroked="f"/>
         </w:pict>
       </w:r>
     </w:p>
@@ -733,7 +733,7 @@
           <w:lang w:val="en-IN"/>
         </w:rPr>
         <w:pict w14:anchorId="44A4AEC8">
-          <v:rect id="_x0000_i1145" style="width:0;height:1.5pt" o:hralign="center" o:hrstd="t" o:hr="t" fillcolor="#a0a0a0" stroked="f"/>
+          <v:rect id="_x0000_i1031" style="width:0;height:1.5pt" o:hralign="center" o:hrstd="t" o:hr="t" fillcolor="#a0a0a0" stroked="f"/>
         </w:pict>
       </w:r>
     </w:p>
@@ -815,7 +815,7 @@
           <w:lang w:val="en-IN"/>
         </w:rPr>
         <w:pict w14:anchorId="7CD2093E">
-          <v:rect id="_x0000_i1146" style="width:0;height:1.5pt" o:hralign="center" o:hrstd="t" o:hr="t" fillcolor="#a0a0a0" stroked="f"/>
+          <v:rect id="_x0000_i1032" style="width:0;height:1.5pt" o:hralign="center" o:hrstd="t" o:hr="t" fillcolor="#a0a0a0" stroked="f"/>
         </w:pict>
       </w:r>
     </w:p>
@@ -937,7 +937,7 @@
           <w:lang w:val="en-IN"/>
         </w:rPr>
         <w:pict w14:anchorId="20B98084">
-          <v:rect id="_x0000_i1147" style="width:0;height:1.5pt" o:hralign="center" o:hrstd="t" o:hr="t" fillcolor="#a0a0a0" stroked="f"/>
+          <v:rect id="_x0000_i1033" style="width:0;height:1.5pt" o:hralign="center" o:hrstd="t" o:hr="t" fillcolor="#a0a0a0" stroked="f"/>
         </w:pict>
       </w:r>
     </w:p>
@@ -1163,7 +1163,7 @@
           <w:lang w:val="en-IN"/>
         </w:rPr>
         <w:pict w14:anchorId="07841E80">
-          <v:rect id="_x0000_i1148" style="width:0;height:1.5pt" o:hralign="center" o:hrstd="t" o:hr="t" fillcolor="#a0a0a0" stroked="f"/>
+          <v:rect id="_x0000_i1034" style="width:0;height:1.5pt" o:hralign="center" o:hrstd="t" o:hr="t" fillcolor="#a0a0a0" stroked="f"/>
         </w:pict>
       </w:r>
     </w:p>
@@ -1230,7 +1230,7 @@
           <w:lang w:val="en-IN"/>
         </w:rPr>
         <w:pict w14:anchorId="7292C01B">
-          <v:rect id="_x0000_i1149" style="width:0;height:1.5pt" o:hralign="center" o:hrstd="t" o:hr="t" fillcolor="#a0a0a0" stroked="f"/>
+          <v:rect id="_x0000_i1035" style="width:0;height:1.5pt" o:hralign="center" o:hrstd="t" o:hr="t" fillcolor="#a0a0a0" stroked="f"/>
         </w:pict>
       </w:r>
     </w:p>
@@ -1331,7 +1331,7 @@
           <w:lang w:val="en-IN"/>
         </w:rPr>
         <w:pict w14:anchorId="035BB3B9">
-          <v:rect id="_x0000_i1151" style="width:0;height:1.5pt" o:hralign="center" o:hrstd="t" o:hr="t" fillcolor="#a0a0a0" stroked="f"/>
+          <v:rect id="_x0000_i1036" style="width:0;height:1.5pt" o:hralign="center" o:hrstd="t" o:hr="t" fillcolor="#a0a0a0" stroked="f"/>
         </w:pict>
       </w:r>
     </w:p>
@@ -1511,7 +1511,7 @@
           <w:lang w:val="en-IN"/>
         </w:rPr>
         <w:pict w14:anchorId="700A6E10">
-          <v:rect id="_x0000_i1152" style="width:0;height:1.5pt" o:hralign="center" o:hrstd="t" o:hr="t" fillcolor="#a0a0a0" stroked="f"/>
+          <v:rect id="_x0000_i1037" style="width:0;height:1.5pt" o:hralign="center" o:hrstd="t" o:hr="t" fillcolor="#a0a0a0" stroked="f"/>
         </w:pict>
       </w:r>
     </w:p>
@@ -2856,6 +2856,7 @@
   <w:style w:type="character" w:default="1" w:styleId="DefaultParagraphFont">
     <w:name w:val="Default Paragraph Font"/>
     <w:uiPriority w:val="1"/>
+    <w:semiHidden/>
     <w:unhideWhenUsed/>
   </w:style>
   <w:style w:type="table" w:default="1" w:styleId="TableNormal">
